--- a/docs/Miracle_Method_Readiness.docx
+++ b/docs/Miracle_Method_Readiness.docx
@@ -13,7 +13,7 @@
           <w:color w:val="6B7280"/>
           <w:sz w:val="16"/>
         </w:rPr>
-        <w:t>VELOCITY GTM CO  ·  ServiceBridge GTM  ·  Threshold Brands  ·  Track 2 P2 #3 NorthStar</w:t>
+        <w:t>VELOCITY GTM CO  ·  ServiceBridge GTM  ·  Threshold Brands  ·  Track 2 P2 #3</w:t>
       </w:r>
     </w:p>
     <w:p>
@@ -41,7 +41,7 @@
           <w:color w:val="185FA5"/>
           <w:sz w:val="20"/>
         </w:rPr>
-        <w:t>Score 65  ·  Tier T4  ·  Character: ★ NORTHSTAR · BATH/SURFACE REFINISHING · ACQUIRED 2024</w:t>
+        <w:t>Score 65  ·  Tier T4  ·  Character: BATH/SURFACE REFINISHING · ACQUIRED 2024</w:t>
       </w:r>
     </w:p>
     <w:p>
@@ -1684,7 +1684,7 @@
           <w:color w:val="374151"/>
           <w:sz w:val="20"/>
         </w:rPr>
-        <w:t>Score 65 (T4 NorthStar) per Track 2 v2 matrix. Drivers: newest engageable Threshold brand (April 2024 acquisition), John Tubiolo Brand Leader operational knowledge, Ted DeMarino personal CEO sponsorship, photo documentation native ServiceBridge strength. Reduced by project-based lower density, smaller scale, niche refinishing category. Threshold parent +20 NorthStar bonus.</w:t>
+        <w:t>Score 65 (T4) per Track 2 v2 matrix. Drivers: newest engageable Threshold brand (April 2024 acquisition), John Tubiolo Brand Leader operational knowledge, Ted DeMarino personal CEO sponsorship, photo documentation native ServiceBridge strength. Reduced by project-based lower density, smaller scale, niche refinishing category. Threshold parent +20 bonus.</w:t>
       </w:r>
     </w:p>
     <w:p>
